--- a/pr-preview/pr-336/chapters/notation-tracked-changes.docx
+++ b/pr-preview/pr-336/chapters/notation-tracked-changes.docx
@@ -26,7 +26,7 @@
       </w:pPr>
       <w:ins w:id="2" w:author="PR Preview" w:date="2026-01-01T00:00:00Z">
         <w:r>
-          <w:t xml:space="preserve">Last modified: 2026-10-22 23:11:40 (PDT)</w:t>
+          <w:t xml:space="preserve">Last modified: 2026-10-22 23:16:39 (PDT)</w:t>
         </w:r>
       </w:ins>
     </w:p>
@@ -2412,7 +2412,7 @@
                   <m:nor/>
                   <m:sty m:val="p"/>
                 </m:rPr>
-                <m:t>(constant factor out of the sum)</m:t>
+                <m:t>(factor the constant out of the sum)</m:t>
               </m:r>
             </m:e>
             <m:e>
